--- a/docs/switch-config-parser-guide.docx
+++ b/docs/switch-config-parser-guide.docx
@@ -20,7 +20,7 @@
         <w:jc w:val="center"/>
       </w:pPr>
       <w:r>
-        <w:t>Switch Config Parser v3.1　使用說明</w:t>
+        <w:t>Switch Config Parser　使用說明</w:t>
       </w:r>
     </w:p>
     <w:p/>
@@ -37,10 +37,7 @@
     </w:p>
     <w:p>
       <w:r>
-        <w:rPr>
-          <w:sz w:val="20"/>
-        </w:rPr>
-        <w:t>本工具用於解析交換器設定檔，自動提取 VLAN、埠配置、堆疊拓撲、LACP 聚合、靜態/動態路由、VRRP/HSRP、VRF、VXLAN、DHCP、使用者帳號，以及 LLDP/CDP 鄰居設備等資訊，並以視覺化表格及拓撲圖呈現。所有處理均在瀏覽器本機執行。</w:t>
+        <w:t>本工具用於解析交換器設定檔，自動提取 VLAN、埠配置、堆疊拓撲、LACP 聚合、靜態/動態路由、VRRP/HSRP、VRF、VXLAN、DHCP/DNS、使用者帳號、SNMP、LLDP/CDP 鄰居設備等資訊，並提供安全稽核引擎，以視覺化表格及拓撲圖呈現。所有處理均在瀏覽器本機執行。</w:t>
       </w:r>
     </w:p>
     <w:p>
@@ -63,12 +60,13 @@
       <w:tblPr>
         <w:tblStyle w:val="TableGrid"/>
         <w:tblW w:type="auto" w:w="0"/>
+        <w:jc w:val="center"/>
         <w:tblLook w:firstColumn="1" w:firstRow="1" w:lastColumn="0" w:lastRow="0" w:noHBand="0" w:noVBand="1" w:val="04A0"/>
       </w:tblPr>
       <w:tblGrid>
-        <w:gridCol w:w="3135"/>
-        <w:gridCol w:w="3135"/>
-        <w:gridCol w:w="3135"/>
+        <w:gridCol w:w="2880"/>
+        <w:gridCol w:w="2880"/>
+        <w:gridCol w:w="2880"/>
       </w:tblGrid>
       <w:tr>
         <w:tc>
@@ -80,6 +78,7 @@
             <w:pPr>
               <w:jc w:val="center"/>
             </w:pPr>
+            <w:r/>
             <w:r>
               <w:rPr>
                 <w:b/>
@@ -99,6 +98,7 @@
             <w:pPr>
               <w:jc w:val="center"/>
             </w:pPr>
+            <w:r/>
             <w:r>
               <w:rPr>
                 <w:b/>
@@ -118,6 +118,7 @@
             <w:pPr>
               <w:jc w:val="center"/>
             </w:pPr>
+            <w:r/>
             <w:r>
               <w:rPr>
                 <w:b/>
@@ -135,6 +136,7 @@
             <w:tcW w:type="dxa" w:w="3135"/>
           </w:tcPr>
           <w:p>
+            <w:r/>
             <w:r>
               <w:rPr>
                 <w:sz w:val="20"/>
@@ -148,6 +150,7 @@
             <w:tcW w:type="dxa" w:w="3135"/>
           </w:tcPr>
           <w:p>
+            <w:r/>
             <w:r>
               <w:rPr>
                 <w:sz w:val="20"/>
@@ -161,6 +164,7 @@
             <w:tcW w:type="dxa" w:w="3135"/>
           </w:tcPr>
           <w:p>
+            <w:r/>
             <w:r>
               <w:rPr>
                 <w:sz w:val="20"/>
@@ -176,6 +180,7 @@
             <w:tcW w:type="dxa" w:w="3135"/>
           </w:tcPr>
           <w:p>
+            <w:r/>
             <w:r>
               <w:rPr>
                 <w:sz w:val="20"/>
@@ -189,6 +194,7 @@
             <w:tcW w:type="dxa" w:w="3135"/>
           </w:tcPr>
           <w:p>
+            <w:r/>
             <w:r>
               <w:rPr>
                 <w:sz w:val="20"/>
@@ -202,6 +208,7 @@
             <w:tcW w:type="dxa" w:w="3135"/>
           </w:tcPr>
           <w:p>
+            <w:r/>
             <w:r>
               <w:rPr>
                 <w:sz w:val="20"/>
@@ -217,6 +224,7 @@
             <w:tcW w:type="dxa" w:w="3135"/>
           </w:tcPr>
           <w:p>
+            <w:r/>
             <w:r>
               <w:rPr>
                 <w:sz w:val="20"/>
@@ -230,6 +238,7 @@
             <w:tcW w:type="dxa" w:w="3135"/>
           </w:tcPr>
           <w:p>
+            <w:r/>
             <w:r>
               <w:rPr>
                 <w:sz w:val="20"/>
@@ -243,6 +252,7 @@
             <w:tcW w:type="dxa" w:w="3135"/>
           </w:tcPr>
           <w:p>
+            <w:r/>
             <w:r>
               <w:rPr>
                 <w:sz w:val="20"/>
@@ -258,6 +268,7 @@
             <w:tcW w:type="dxa" w:w="3135"/>
           </w:tcPr>
           <w:p>
+            <w:r/>
             <w:r>
               <w:rPr>
                 <w:sz w:val="20"/>
@@ -271,6 +282,7 @@
             <w:tcW w:type="dxa" w:w="3135"/>
           </w:tcPr>
           <w:p>
+            <w:r/>
             <w:r>
               <w:rPr>
                 <w:sz w:val="20"/>
@@ -284,6 +296,7 @@
             <w:tcW w:type="dxa" w:w="3135"/>
           </w:tcPr>
           <w:p>
+            <w:r/>
             <w:r>
               <w:rPr>
                 <w:sz w:val="20"/>
@@ -299,6 +312,7 @@
             <w:tcW w:type="dxa" w:w="3135"/>
           </w:tcPr>
           <w:p>
+            <w:r/>
             <w:r>
               <w:rPr>
                 <w:sz w:val="20"/>
@@ -312,6 +326,7 @@
             <w:tcW w:type="dxa" w:w="3135"/>
           </w:tcPr>
           <w:p>
+            <w:r/>
             <w:r>
               <w:rPr>
                 <w:sz w:val="20"/>
@@ -325,6 +340,7 @@
             <w:tcW w:type="dxa" w:w="3135"/>
           </w:tcPr>
           <w:p>
+            <w:r/>
             <w:r>
               <w:rPr>
                 <w:sz w:val="20"/>
@@ -340,11 +356,12 @@
             <w:tcW w:type="dxa" w:w="3135"/>
           </w:tcPr>
           <w:p>
+            <w:r/>
             <w:r>
               <w:rPr>
                 <w:sz w:val="20"/>
               </w:rPr>
-              <w:t xml:space="preserve">Aruba ProCurve / ArubaOS-Switch</w:t>
+              <w:t>Aruba ProCurve / ArubaOS-Switch</w:t>
             </w:r>
           </w:p>
         </w:tc>
@@ -353,11 +370,12 @@
             <w:tcW w:type="dxa" w:w="3135"/>
           </w:tcPr>
           <w:p>
+            <w:r/>
             <w:r>
               <w:rPr>
                 <w:sz w:val="20"/>
               </w:rPr>
-              <w:t xml:space="preserve">WB.16.x+</w:t>
+              <w:t>KB.16.x+</w:t>
             </w:r>
           </w:p>
         </w:tc>
@@ -366,11 +384,12 @@
             <w:tcW w:type="dxa" w:w="3135"/>
           </w:tcPr>
           <w:p>
+            <w:r/>
             <w:r>
               <w:rPr>
                 <w:sz w:val="20"/>
               </w:rPr>
-              <w:t xml:space="preserve">show running-config</w:t>
+              <w:t>show running-config</w:t>
             </w:r>
           </w:p>
         </w:tc>
@@ -381,6 +400,7 @@
             <w:tcW w:type="dxa" w:w="3135"/>
           </w:tcPr>
           <w:p>
+            <w:r/>
             <w:r>
               <w:rPr>
                 <w:sz w:val="20"/>
@@ -394,6 +414,7 @@
             <w:tcW w:type="dxa" w:w="3135"/>
           </w:tcPr>
           <w:p>
+            <w:r/>
             <w:r>
               <w:rPr>
                 <w:sz w:val="20"/>
@@ -407,6 +428,7 @@
             <w:tcW w:type="dxa" w:w="3135"/>
           </w:tcPr>
           <w:p>
+            <w:r/>
             <w:r>
               <w:rPr>
                 <w:sz w:val="20"/>
@@ -422,6 +444,7 @@
             <w:tcW w:type="dxa" w:w="3135"/>
           </w:tcPr>
           <w:p>
+            <w:r/>
             <w:r>
               <w:rPr>
                 <w:sz w:val="20"/>
@@ -435,6 +458,7 @@
             <w:tcW w:type="dxa" w:w="3135"/>
           </w:tcPr>
           <w:p>
+            <w:r/>
             <w:r>
               <w:rPr>
                 <w:sz w:val="20"/>
@@ -448,6 +472,7 @@
             <w:tcW w:type="dxa" w:w="3135"/>
           </w:tcPr>
           <w:p>
+            <w:r/>
             <w:r>
               <w:rPr>
                 <w:sz w:val="20"/>
@@ -463,6 +488,7 @@
             <w:tcW w:type="dxa" w:w="3135"/>
           </w:tcPr>
           <w:p>
+            <w:r/>
             <w:r>
               <w:rPr>
                 <w:sz w:val="20"/>
@@ -476,6 +502,7 @@
             <w:tcW w:type="dxa" w:w="3135"/>
           </w:tcPr>
           <w:p>
+            <w:r/>
             <w:r>
               <w:rPr>
                 <w:sz w:val="20"/>
@@ -489,6 +516,7 @@
             <w:tcW w:type="dxa" w:w="3135"/>
           </w:tcPr>
           <w:p>
+            <w:r/>
             <w:r>
               <w:rPr>
                 <w:sz w:val="20"/>
@@ -504,11 +532,12 @@
             <w:tcW w:type="dxa" w:w="3135"/>
           </w:tcPr>
           <w:p>
+            <w:r/>
             <w:r>
               <w:rPr>
                 <w:sz w:val="20"/>
               </w:rPr>
-              <w:t>Brocade FastIron / ICX</w:t>
+              <w:t>Brocade / Ruckus FastIron ICX</w:t>
             </w:r>
           </w:p>
         </w:tc>
@@ -517,6 +546,7 @@
             <w:tcW w:type="dxa" w:w="3135"/>
           </w:tcPr>
           <w:p>
+            <w:r/>
             <w:r>
               <w:rPr>
                 <w:sz w:val="20"/>
@@ -530,6 +560,7 @@
             <w:tcW w:type="dxa" w:w="3135"/>
           </w:tcPr>
           <w:p>
+            <w:r/>
             <w:r>
               <w:rPr>
                 <w:sz w:val="20"/>
@@ -545,6 +576,7 @@
             <w:tcW w:type="dxa" w:w="3135"/>
           </w:tcPr>
           <w:p>
+            <w:r/>
             <w:r>
               <w:rPr>
                 <w:sz w:val="20"/>
@@ -558,6 +590,7 @@
             <w:tcW w:type="dxa" w:w="3135"/>
           </w:tcPr>
           <w:p>
+            <w:r/>
             <w:r>
               <w:rPr>
                 <w:sz w:val="20"/>
@@ -571,6 +604,7 @@
             <w:tcW w:type="dxa" w:w="3135"/>
           </w:tcPr>
           <w:p>
+            <w:r/>
             <w:r>
               <w:rPr>
                 <w:sz w:val="20"/>
@@ -580,8 +614,109 @@
           </w:p>
         </w:tc>
       </w:tr>
+      <w:tr>
+        <w:tc>
+          <w:tcPr>
+            <w:tcW w:type="dxa" w:w="3135"/>
+          </w:tcPr>
+          <w:p>
+            <w:r/>
+            <w:r>
+              <w:rPr>
+                <w:sz w:val="20"/>
+              </w:rPr>
+              <w:t>Juniper（EX / QFX）</w:t>
+            </w:r>
+          </w:p>
+        </w:tc>
+        <w:tc>
+          <w:tcPr>
+            <w:tcW w:type="dxa" w:w="3135"/>
+          </w:tcPr>
+          <w:p>
+            <w:r/>
+            <w:r>
+              <w:rPr>
+                <w:sz w:val="20"/>
+              </w:rPr>
+              <w:t>Junos</w:t>
+            </w:r>
+          </w:p>
+        </w:tc>
+        <w:tc>
+          <w:tcPr>
+            <w:tcW w:type="dxa" w:w="3135"/>
+          </w:tcPr>
+          <w:p>
+            <w:r/>
+            <w:r>
+              <w:rPr>
+                <w:sz w:val="20"/>
+              </w:rPr>
+              <w:t>show configuration</w:t>
+            </w:r>
+          </w:p>
+        </w:tc>
+      </w:tr>
+      <w:tr>
+        <w:tc>
+          <w:tcPr>
+            <w:tcW w:type="dxa" w:w="3135"/>
+          </w:tcPr>
+          <w:p>
+            <w:r/>
+            <w:r>
+              <w:rPr>
+                <w:sz w:val="20"/>
+              </w:rPr>
+              <w:t>MikroTik RouterOS</w:t>
+            </w:r>
+          </w:p>
+        </w:tc>
+        <w:tc>
+          <w:tcPr>
+            <w:tcW w:type="dxa" w:w="3135"/>
+          </w:tcPr>
+          <w:p>
+            <w:r/>
+            <w:r>
+              <w:rPr>
+                <w:sz w:val="20"/>
+              </w:rPr>
+              <w:t>6.x / 7.x</w:t>
+            </w:r>
+          </w:p>
+        </w:tc>
+        <w:tc>
+          <w:tcPr>
+            <w:tcW w:type="dxa" w:w="3135"/>
+          </w:tcPr>
+          <w:p>
+            <w:r/>
+            <w:r>
+              <w:rPr>
+                <w:sz w:val="20"/>
+              </w:rPr>
+              <w:t>/export 輸出 .rsc / .txt</w:t>
+            </w:r>
+          </w:p>
+        </w:tc>
+      </w:tr>
     </w:tbl>
     <w:p/>
+    <w:p>
+      <w:pPr>
+        <w:spacing w:before="40" w:after="40"/>
+        <w:ind w:left="227"/>
+      </w:pPr>
+      <w:r>
+        <w:rPr>
+          <w:color w:val="008CBE"/>
+          <w:sz w:val="19"/>
+        </w:rPr>
+        <w:t>ℹ 共 13 家廠牌；上傳畫面的廠牌選擇區塊僅顯示部分常用廠牌圖示，其餘廠牌仍可透過自動偵測或手動選單正確解析。</w:t>
+      </w:r>
+    </w:p>
     <w:p>
       <w:pPr>
         <w:pStyle w:val="Heading1"/>
@@ -597,12 +732,13 @@
       <w:tblPr>
         <w:tblStyle w:val="TableGrid"/>
         <w:tblW w:type="auto" w:w="0"/>
+        <w:jc w:val="center"/>
         <w:tblLook w:firstColumn="1" w:firstRow="1" w:lastColumn="0" w:lastRow="0" w:noHBand="0" w:noVBand="1" w:val="04A0"/>
       </w:tblPr>
       <w:tblGrid>
-        <w:gridCol w:w="3135"/>
-        <w:gridCol w:w="3135"/>
-        <w:gridCol w:w="3135"/>
+        <w:gridCol w:w="2880"/>
+        <w:gridCol w:w="2880"/>
+        <w:gridCol w:w="2880"/>
       </w:tblGrid>
       <w:tr>
         <w:tc>
@@ -614,6 +750,7 @@
             <w:pPr>
               <w:jc w:val="center"/>
             </w:pPr>
+            <w:r/>
             <w:r>
               <w:rPr>
                 <w:b/>
@@ -633,6 +770,7 @@
             <w:pPr>
               <w:jc w:val="center"/>
             </w:pPr>
+            <w:r/>
             <w:r>
               <w:rPr>
                 <w:b/>
@@ -652,6 +790,7 @@
             <w:pPr>
               <w:jc w:val="center"/>
             </w:pPr>
+            <w:r/>
             <w:r>
               <w:rPr>
                 <w:b/>
@@ -669,6 +808,7 @@
             <w:tcW w:type="dxa" w:w="3135"/>
           </w:tcPr>
           <w:p>
+            <w:r/>
             <w:r>
               <w:rPr>
                 <w:sz w:val="20"/>
@@ -682,6 +822,7 @@
             <w:tcW w:type="dxa" w:w="3135"/>
           </w:tcPr>
           <w:p>
+            <w:r/>
             <w:r>
               <w:rPr>
                 <w:sz w:val="20"/>
@@ -695,6 +836,7 @@
             <w:tcW w:type="dxa" w:w="3135"/>
           </w:tcPr>
           <w:p>
+            <w:r/>
             <w:r>
               <w:rPr>
                 <w:sz w:val="20"/>
@@ -710,6 +852,7 @@
             <w:tcW w:type="dxa" w:w="3135"/>
           </w:tcPr>
           <w:p>
+            <w:r/>
             <w:r>
               <w:rPr>
                 <w:sz w:val="20"/>
@@ -723,6 +866,7 @@
             <w:tcW w:type="dxa" w:w="3135"/>
           </w:tcPr>
           <w:p>
+            <w:r/>
             <w:r>
               <w:rPr>
                 <w:sz w:val="20"/>
@@ -736,6 +880,7 @@
             <w:tcW w:type="dxa" w:w="3135"/>
           </w:tcPr>
           <w:p>
+            <w:r/>
             <w:r>
               <w:rPr>
                 <w:sz w:val="20"/>
@@ -751,11 +896,12 @@
             <w:tcW w:type="dxa" w:w="3135"/>
           </w:tcPr>
           <w:p>
+            <w:r/>
             <w:r>
               <w:rPr>
                 <w:sz w:val="20"/>
               </w:rPr>
-              <w:t xml:space="preserve">步驟 2b</w:t>
+              <w:t>步驟 2b</w:t>
             </w:r>
           </w:p>
         </w:tc>
@@ -764,11 +910,12 @@
             <w:tcW w:type="dxa" w:w="3135"/>
           </w:tcPr>
           <w:p>
+            <w:r/>
             <w:r>
               <w:rPr>
                 <w:sz w:val="20"/>
               </w:rPr>
-              <w:t xml:space="preserve">貼入鄰居輸出（選填）</w:t>
+              <w:t>貼入鄰居輸出（選填）</w:t>
             </w:r>
           </w:p>
         </w:tc>
@@ -777,11 +924,12 @@
             <w:tcW w:type="dxa" w:w="3135"/>
           </w:tcPr>
           <w:p>
+            <w:r/>
             <w:r>
               <w:rPr>
                 <w:sz w:val="20"/>
               </w:rPr>
-              <w:t xml:space="preserve">若需查看 LLDP/CDP 鄰居資訊，點擊「LLDP/CDP 鄰居輸出（選填）」展開第二輸入欄，貼入 show lldp neighbors detail 或 show cdp neighbors detail 的輸出，再點擊解析。</w:t>
+              <w:t>若需查看 LLDP/CDP 鄰居資訊，點擊「LLDP/CDP 鄰居輸出（選填）」展開第二輸入欄，貼入 show lldp neighbors detail 或 show cdp neighbors detail 的輸出，再點擊解析。</w:t>
             </w:r>
           </w:p>
         </w:tc>
@@ -792,6 +940,7 @@
             <w:tcW w:type="dxa" w:w="3135"/>
           </w:tcPr>
           <w:p>
+            <w:r/>
             <w:r>
               <w:rPr>
                 <w:sz w:val="20"/>
@@ -805,6 +954,7 @@
             <w:tcW w:type="dxa" w:w="3135"/>
           </w:tcPr>
           <w:p>
+            <w:r/>
             <w:r>
               <w:rPr>
                 <w:sz w:val="20"/>
@@ -818,6 +968,7 @@
             <w:tcW w:type="dxa" w:w="3135"/>
           </w:tcPr>
           <w:p>
+            <w:r/>
             <w:r>
               <w:rPr>
                 <w:sz w:val="20"/>
@@ -833,6 +984,7 @@
             <w:tcW w:type="dxa" w:w="3135"/>
           </w:tcPr>
           <w:p>
+            <w:r/>
             <w:r>
               <w:rPr>
                 <w:sz w:val="20"/>
@@ -846,6 +998,7 @@
             <w:tcW w:type="dxa" w:w="3135"/>
           </w:tcPr>
           <w:p>
+            <w:r/>
             <w:r>
               <w:rPr>
                 <w:sz w:val="20"/>
@@ -859,6 +1012,7 @@
             <w:tcW w:type="dxa" w:w="3135"/>
           </w:tcPr>
           <w:p>
+            <w:r/>
             <w:r>
               <w:rPr>
                 <w:sz w:val="20"/>
@@ -874,6 +1028,7 @@
             <w:tcW w:type="dxa" w:w="3135"/>
           </w:tcPr>
           <w:p>
+            <w:r/>
             <w:r>
               <w:rPr>
                 <w:sz w:val="20"/>
@@ -887,6 +1042,7 @@
             <w:tcW w:type="dxa" w:w="3135"/>
           </w:tcPr>
           <w:p>
+            <w:r/>
             <w:r>
               <w:rPr>
                 <w:sz w:val="20"/>
@@ -900,11 +1056,12 @@
             <w:tcW w:type="dxa" w:w="3135"/>
           </w:tcPr>
           <w:p>
+            <w:r/>
             <w:r>
               <w:rPr>
                 <w:sz w:val="20"/>
               </w:rPr>
-              <w:t>各 Tab 均可複製表格內容；部分 Tab 支援匯出 CSV。</w:t>
+              <w:t>各 Tab 均可複製表格內容；多數 Tab 支援匯出 CSV，亦可匯出完整 HTML 報告。</w:t>
             </w:r>
           </w:p>
         </w:tc>
@@ -926,22 +1083,24 @@
       <w:tblPr>
         <w:tblStyle w:val="TableGrid"/>
         <w:tblW w:type="auto" w:w="0"/>
+        <w:jc w:val="center"/>
         <w:tblLook w:firstColumn="1" w:firstRow="1" w:lastColumn="0" w:lastRow="0" w:noHBand="0" w:noVBand="1" w:val="04A0"/>
       </w:tblPr>
       <w:tblGrid>
-        <w:gridCol w:w="4703"/>
-        <w:gridCol w:w="4703"/>
+        <w:gridCol w:w="4320"/>
+        <w:gridCol w:w="4320"/>
       </w:tblGrid>
       <w:tr>
         <w:tc>
           <w:tcPr>
-            <w:tcW w:type="dxa" w:w="4703"/>
+            <w:tcW w:type="dxa" w:w="4702"/>
             <w:shd w:val="clear" w:color="auto" w:fill="2D5986"/>
           </w:tcPr>
           <w:p>
             <w:pPr>
               <w:jc w:val="center"/>
             </w:pPr>
+            <w:r/>
             <w:r>
               <w:rPr>
                 <w:b/>
@@ -954,13 +1113,14 @@
         </w:tc>
         <w:tc>
           <w:tcPr>
-            <w:tcW w:type="dxa" w:w="4703"/>
+            <w:tcW w:type="dxa" w:w="4702"/>
             <w:shd w:val="clear" w:color="auto" w:fill="2D5986"/>
           </w:tcPr>
           <w:p>
             <w:pPr>
               <w:jc w:val="center"/>
             </w:pPr>
+            <w:r/>
             <w:r>
               <w:rPr>
                 <w:b/>
@@ -975,9 +1135,10 @@
       <w:tr>
         <w:tc>
           <w:tcPr>
-            <w:tcW w:type="dxa" w:w="4703"/>
+            <w:tcW w:type="dxa" w:w="4702"/>
           </w:tcPr>
           <w:p>
+            <w:r/>
             <w:r>
               <w:rPr>
                 <w:sz w:val="20"/>
@@ -988,9 +1149,10 @@
         </w:tc>
         <w:tc>
           <w:tcPr>
-            <w:tcW w:type="dxa" w:w="4703"/>
+            <w:tcW w:type="dxa" w:w="4702"/>
           </w:tcPr>
           <w:p>
+            <w:r/>
             <w:r>
               <w:rPr>
                 <w:sz w:val="20"/>
@@ -1003,9 +1165,10 @@
       <w:tr>
         <w:tc>
           <w:tcPr>
-            <w:tcW w:type="dxa" w:w="4703"/>
+            <w:tcW w:type="dxa" w:w="4702"/>
           </w:tcPr>
           <w:p>
+            <w:r/>
             <w:r>
               <w:rPr>
                 <w:sz w:val="20"/>
@@ -1016,14 +1179,15 @@
         </w:tc>
         <w:tc>
           <w:tcPr>
-            <w:tcW w:type="dxa" w:w="4703"/>
+            <w:tcW w:type="dxa" w:w="4702"/>
           </w:tcPr>
           <w:p>
+            <w:r/>
             <w:r>
               <w:rPr>
                 <w:sz w:val="20"/>
               </w:rPr>
-              <w:t>解析 IRF（Comware）/ StackWise（Cisco）堆疊設定，以 SVG 拓撲圖呈現堆疊架構。</w:t>
+              <w:t>解析堆疊/虛擬機箱設定（依廠牌顯示為 IRF／StackWise／VSF／MCLAG／ICX Stack／VLT 等名稱），以 SVG 拓撲圖呈現堆疊架構。</w:t>
             </w:r>
           </w:p>
         </w:tc>
@@ -1031,9 +1195,10 @@
       <w:tr>
         <w:tc>
           <w:tcPr>
-            <w:tcW w:type="dxa" w:w="4703"/>
+            <w:tcW w:type="dxa" w:w="4702"/>
           </w:tcPr>
           <w:p>
+            <w:r/>
             <w:r>
               <w:rPr>
                 <w:sz w:val="20"/>
@@ -1044,14 +1209,15 @@
         </w:tc>
         <w:tc>
           <w:tcPr>
-            <w:tcW w:type="dxa" w:w="4703"/>
+            <w:tcW w:type="dxa" w:w="4702"/>
           </w:tcPr>
           <w:p>
+            <w:r/>
             <w:r>
               <w:rPr>
                 <w:sz w:val="20"/>
               </w:rPr>
-              <w:t>列出所有 VLAN 定義（ID / 名稱）及各 VLAN 的成員埠清單。</w:t>
+              <w:t>列出所有 VLAN 定義（ID / 名稱）及各 VLAN 的成員埠清單，並提供 VLAN↔埠 交叉對照表。</w:t>
             </w:r>
           </w:p>
         </w:tc>
@@ -1059,9 +1225,10 @@
       <w:tr>
         <w:tc>
           <w:tcPr>
-            <w:tcW w:type="dxa" w:w="4703"/>
+            <w:tcW w:type="dxa" w:w="4702"/>
           </w:tcPr>
           <w:p>
+            <w:r/>
             <w:r>
               <w:rPr>
                 <w:sz w:val="20"/>
@@ -1072,9 +1239,10 @@
         </w:tc>
         <w:tc>
           <w:tcPr>
-            <w:tcW w:type="dxa" w:w="4703"/>
+            <w:tcW w:type="dxa" w:w="4702"/>
           </w:tcPr>
           <w:p>
+            <w:r/>
             <w:r>
               <w:rPr>
                 <w:sz w:val="20"/>
@@ -1087,9 +1255,10 @@
       <w:tr>
         <w:tc>
           <w:tcPr>
-            <w:tcW w:type="dxa" w:w="4703"/>
+            <w:tcW w:type="dxa" w:w="4702"/>
           </w:tcPr>
           <w:p>
+            <w:r/>
             <w:r>
               <w:rPr>
                 <w:sz w:val="20"/>
@@ -1100,9 +1269,10 @@
         </w:tc>
         <w:tc>
           <w:tcPr>
-            <w:tcW w:type="dxa" w:w="4703"/>
+            <w:tcW w:type="dxa" w:w="4702"/>
           </w:tcPr>
           <w:p>
+            <w:r/>
             <w:r>
               <w:rPr>
                 <w:sz w:val="20"/>
@@ -1115,9 +1285,10 @@
       <w:tr>
         <w:tc>
           <w:tcPr>
-            <w:tcW w:type="dxa" w:w="4703"/>
+            <w:tcW w:type="dxa" w:w="4702"/>
           </w:tcPr>
           <w:p>
+            <w:r/>
             <w:r>
               <w:rPr>
                 <w:sz w:val="20"/>
@@ -1128,9 +1299,10 @@
         </w:tc>
         <w:tc>
           <w:tcPr>
-            <w:tcW w:type="dxa" w:w="4703"/>
+            <w:tcW w:type="dxa" w:w="4702"/>
           </w:tcPr>
           <w:p>
+            <w:r/>
             <w:r>
               <w:rPr>
                 <w:sz w:val="20"/>
@@ -1143,9 +1315,10 @@
       <w:tr>
         <w:tc>
           <w:tcPr>
-            <w:tcW w:type="dxa" w:w="4703"/>
+            <w:tcW w:type="dxa" w:w="4702"/>
           </w:tcPr>
           <w:p>
+            <w:r/>
             <w:r>
               <w:rPr>
                 <w:sz w:val="20"/>
@@ -1156,9 +1329,10 @@
         </w:tc>
         <w:tc>
           <w:tcPr>
-            <w:tcW w:type="dxa" w:w="4703"/>
+            <w:tcW w:type="dxa" w:w="4702"/>
           </w:tcPr>
           <w:p>
+            <w:r/>
             <w:r>
               <w:rPr>
                 <w:sz w:val="20"/>
@@ -1171,9 +1345,10 @@
       <w:tr>
         <w:tc>
           <w:tcPr>
-            <w:tcW w:type="dxa" w:w="4703"/>
+            <w:tcW w:type="dxa" w:w="4702"/>
           </w:tcPr>
           <w:p>
+            <w:r/>
             <w:r>
               <w:rPr>
                 <w:sz w:val="20"/>
@@ -1184,9 +1359,10 @@
         </w:tc>
         <w:tc>
           <w:tcPr>
-            <w:tcW w:type="dxa" w:w="4703"/>
+            <w:tcW w:type="dxa" w:w="4702"/>
           </w:tcPr>
           <w:p>
+            <w:r/>
             <w:r>
               <w:rPr>
                 <w:sz w:val="20"/>
@@ -1199,9 +1375,10 @@
       <w:tr>
         <w:tc>
           <w:tcPr>
-            <w:tcW w:type="dxa" w:w="4703"/>
+            <w:tcW w:type="dxa" w:w="4702"/>
           </w:tcPr>
           <w:p>
+            <w:r/>
             <w:r>
               <w:rPr>
                 <w:sz w:val="20"/>
@@ -1212,9 +1389,10 @@
         </w:tc>
         <w:tc>
           <w:tcPr>
-            <w:tcW w:type="dxa" w:w="4703"/>
+            <w:tcW w:type="dxa" w:w="4702"/>
           </w:tcPr>
           <w:p>
+            <w:r/>
             <w:r>
               <w:rPr>
                 <w:sz w:val="20"/>
@@ -1227,9 +1405,10 @@
       <w:tr>
         <w:tc>
           <w:tcPr>
-            <w:tcW w:type="dxa" w:w="4703"/>
+            <w:tcW w:type="dxa" w:w="4702"/>
           </w:tcPr>
           <w:p>
+            <w:r/>
             <w:r>
               <w:rPr>
                 <w:sz w:val="20"/>
@@ -1240,9 +1419,10 @@
         </w:tc>
         <w:tc>
           <w:tcPr>
-            <w:tcW w:type="dxa" w:w="4703"/>
+            <w:tcW w:type="dxa" w:w="4702"/>
           </w:tcPr>
           <w:p>
+            <w:r/>
             <w:r>
               <w:rPr>
                 <w:sz w:val="20"/>
@@ -1255,27 +1435,29 @@
       <w:tr>
         <w:tc>
           <w:tcPr>
-            <w:tcW w:type="dxa" w:w="4703"/>
+            <w:tcW w:type="dxa" w:w="4702"/>
           </w:tcPr>
           <w:p>
+            <w:r/>
             <w:r>
               <w:rPr>
                 <w:sz w:val="20"/>
               </w:rPr>
-              <w:t>🔌 DHCP</w:t>
+              <w:t>🔌 DHCP／DNS</w:t>
             </w:r>
           </w:p>
         </w:tc>
         <w:tc>
           <w:tcPr>
-            <w:tcW w:type="dxa" w:w="4703"/>
+            <w:tcW w:type="dxa" w:w="4702"/>
           </w:tcPr>
           <w:p>
+            <w:r/>
             <w:r>
               <w:rPr>
                 <w:sz w:val="20"/>
               </w:rPr>
-              <w:t>列出 DHCP 伺服器設定：位址池、保留 IP、DNS、Gateway、Lease 時間。</w:t>
+              <w:t>列出 DHCP 伺服器設定（位址池、保留 IP、DNS、Gateway、Lease 時間、Option82/TFTP/NTP 等進階選項）以及系統層級 DNS Server 設定。</w:t>
             </w:r>
           </w:p>
         </w:tc>
@@ -1283,9 +1465,10 @@
       <w:tr>
         <w:tc>
           <w:tcPr>
-            <w:tcW w:type="dxa" w:w="4703"/>
+            <w:tcW w:type="dxa" w:w="4702"/>
           </w:tcPr>
           <w:p>
+            <w:r/>
             <w:r>
               <w:rPr>
                 <w:sz w:val="20"/>
@@ -1296,9 +1479,10 @@
         </w:tc>
         <w:tc>
           <w:tcPr>
-            <w:tcW w:type="dxa" w:w="4703"/>
+            <w:tcW w:type="dxa" w:w="4702"/>
           </w:tcPr>
           <w:p>
+            <w:r/>
             <w:r>
               <w:rPr>
                 <w:sz w:val="20"/>
@@ -1311,27 +1495,29 @@
       <w:tr>
         <w:tc>
           <w:tcPr>
-            <w:tcW w:type="dxa" w:w="4703"/>
+            <w:tcW w:type="dxa" w:w="4702"/>
           </w:tcPr>
           <w:p>
+            <w:r/>
             <w:r>
               <w:rPr>
                 <w:sz w:val="20"/>
               </w:rPr>
-              <w:t xml:space="preserve">📡 LLDP/CDP 鄰居</w:t>
+              <w:t>📡 LLDP/CDP 鄰居</w:t>
             </w:r>
           </w:p>
         </w:tc>
         <w:tc>
           <w:tcPr>
-            <w:tcW w:type="dxa" w:w="4703"/>
+            <w:tcW w:type="dxa" w:w="4702"/>
           </w:tcPr>
           <w:p>
+            <w:r/>
             <w:r>
               <w:rPr>
                 <w:sz w:val="20"/>
               </w:rPr>
-              <w:t xml:space="preserve">顯示從 LLDP/CDP 鄰居輸出解析出的鄰居設備清單，含本地埠、鄰居設備名稱、平台、遠端埠、能力、管理 IP，並以 CDP / LLDP 協定 pill 區分。可匯出 CSV。</w:t>
+              <w:t>顯示從 LLDP/CDP 鄰居輸出解析出的鄰居設備清單，含本地埠、鄰居設備名稱、平台、遠端埠、能力、管理 IP，並以 CDP / LLDP 協定 pill 區分。可匯出 CSV。</w:t>
             </w:r>
           </w:p>
         </w:tc>
@@ -1339,10 +1525,10 @@
       <w:tr>
         <w:tc>
           <w:tcPr>
-            <w:tcW w:type="dxa" w:w="4703"/>
+            <w:tcW w:type="dxa" w:w="4702"/>
           </w:tcPr>
           <w:p>
-            <w:pPr/>
+            <w:r/>
             <w:r>
               <w:rPr>
                 <w:sz w:val="20"/>
@@ -1353,15 +1539,15 @@
         </w:tc>
         <w:tc>
           <w:tcPr>
-            <w:tcW w:type="dxa" w:w="4703"/>
+            <w:tcW w:type="dxa" w:w="4702"/>
           </w:tcPr>
           <w:p>
-            <w:pPr/>
+            <w:r/>
             <w:r>
               <w:rPr>
                 <w:sz w:val="20"/>
               </w:rPr>
-              <w:t>顯示 SNMP 社群字串、版本（v1/v2c/v3）、Trap 接收者設定（支援廠牌限定）。</w:t>
+              <w:t>顯示 SNMP 社群字串、版本（v1/v2c/v3）及 Trap 接收者設定（支援廠牌限定）。</w:t>
             </w:r>
           </w:p>
         </w:tc>
@@ -1369,10 +1555,10 @@
       <w:tr>
         <w:tc>
           <w:tcPr>
-            <w:tcW w:type="dxa" w:w="4703"/>
+            <w:tcW w:type="dxa" w:w="4702"/>
           </w:tcPr>
           <w:p>
-            <w:pPr/>
+            <w:r/>
             <w:r>
               <w:rPr>
                 <w:sz w:val="20"/>
@@ -1383,15 +1569,45 @@
         </w:tc>
         <w:tc>
           <w:tcPr>
-            <w:tcW w:type="dxa" w:w="4703"/>
+            <w:tcW w:type="dxa" w:w="4702"/>
           </w:tcPr>
           <w:p>
-            <w:pPr/>
+            <w:r/>
             <w:r>
               <w:rPr>
                 <w:sz w:val="20"/>
               </w:rPr>
               <w:t>顯示 NTP、Banner、管理存取 IP 等全域系統設定（支援廠牌限定）。</w:t>
+            </w:r>
+          </w:p>
+        </w:tc>
+      </w:tr>
+      <w:tr>
+        <w:tc>
+          <w:tcPr>
+            <w:tcW w:type="dxa" w:w="4702"/>
+          </w:tcPr>
+          <w:p>
+            <w:r/>
+            <w:r>
+              <w:rPr>
+                <w:sz w:val="20"/>
+              </w:rPr>
+              <w:t>🛡️ 安全稽核</w:t>
+            </w:r>
+          </w:p>
+        </w:tc>
+        <w:tc>
+          <w:tcPr>
+            <w:tcW w:type="dxa" w:w="4702"/>
+          </w:tcPr>
+          <w:p>
+            <w:r/>
+            <w:r>
+              <w:rPr>
+                <w:sz w:val="20"/>
+              </w:rPr>
+              <w:t>詳見下一節。</w:t>
             </w:r>
           </w:p>
         </w:tc>
@@ -1406,14 +1622,117 @@
         <w:rPr>
           <w:color w:val="0096C8"/>
         </w:rPr>
-        <w:t>5. 搜尋與篩選</w:t>
+        <w:t>5. 安全稽核（Security Audit）</w:t>
       </w:r>
     </w:p>
     <w:p>
       <w:r>
+        <w:t>「安全稽核」Tab 對已解析的設定執行 7 項自動檢查，並逐項標示對應的 ISO 27001:2022、NIST 800-53、CIS Controls v8 參考條款：</w:t>
+      </w:r>
+    </w:p>
+    <w:p>
+      <w:pPr>
+        <w:pStyle w:val="ListBullet"/>
+      </w:pPr>
+      <w:r>
         <w:rPr>
           <w:sz w:val="20"/>
         </w:rPr>
+        <w:t>弱密碼/明碼密碼：偵測未加密或已知弱雜湊的管理密碼。</w:t>
+      </w:r>
+    </w:p>
+    <w:p>
+      <w:pPr>
+        <w:pStyle w:val="ListBullet"/>
+      </w:pPr>
+      <w:r>
+        <w:rPr>
+          <w:sz w:val="20"/>
+        </w:rPr>
+        <w:t>STP Edge Port 未開啟 BPDU Guard。</w:t>
+      </w:r>
+    </w:p>
+    <w:p>
+      <w:pPr>
+        <w:pStyle w:val="ListBullet"/>
+      </w:pPr>
+      <w:r>
+        <w:rPr>
+          <w:sz w:val="20"/>
+        </w:rPr>
+        <w:t>VLAN 1 仍用於使用者流量。</w:t>
+      </w:r>
+    </w:p>
+    <w:p>
+      <w:pPr>
+        <w:pStyle w:val="ListBullet"/>
+      </w:pPr>
+      <w:r>
+        <w:rPr>
+          <w:sz w:val="20"/>
+        </w:rPr>
+        <w:t>802.1X / Port Security 均未啟用。</w:t>
+      </w:r>
+    </w:p>
+    <w:p>
+      <w:pPr>
+        <w:pStyle w:val="ListBullet"/>
+      </w:pPr>
+      <w:r>
+        <w:rPr>
+          <w:sz w:val="20"/>
+        </w:rPr>
+        <w:t>SNMP v1/v2c 仍啟用（建議改用 v3）。</w:t>
+      </w:r>
+    </w:p>
+    <w:p>
+      <w:pPr>
+        <w:pStyle w:val="ListBullet"/>
+      </w:pPr>
+      <w:r>
+        <w:rPr>
+          <w:sz w:val="20"/>
+        </w:rPr>
+        <w:t>管理介面允許 Telnet（建議僅使用 SSH）。</w:t>
+      </w:r>
+    </w:p>
+    <w:p>
+      <w:pPr>
+        <w:pStyle w:val="ListBullet"/>
+      </w:pPr>
+      <w:r>
+        <w:rPr>
+          <w:sz w:val="20"/>
+        </w:rPr>
+        <w:t>OSPF/BGP/RIP 未設定路由認證。</w:t>
+      </w:r>
+    </w:p>
+    <w:p>
+      <w:pPr>
+        <w:spacing w:before="40" w:after="40"/>
+        <w:ind w:left="227"/>
+      </w:pPr>
+      <w:r>
+        <w:rPr>
+          <w:color w:val="008CBE"/>
+          <w:sz w:val="19"/>
+        </w:rPr>
+        <w:t>ℹ 本工具僅將發現對照常見資安標準的參考條款，供資訊蒐集使用，不構成正式合規稽核或認證。</w:t>
+      </w:r>
+    </w:p>
+    <w:p>
+      <w:pPr>
+        <w:pStyle w:val="Heading1"/>
+      </w:pPr>
+      <w:r>
+        <w:rPr>
+          <w:color w:val="0096C8"/>
+        </w:rPr>
+        <w:t>6. 搜尋與篩選</w:t>
+      </w:r>
+    </w:p>
+    <w:p>
+      <w:r>
         <w:t>各 Tab 的資料表格上方均提供即時搜尋欄位，輸入關鍵字後自動篩選符合的列，支援 VLAN ID、IP 位址、埠名稱、描述等任意欄位搜尋。搜尋不區分大小寫。</w:t>
       </w:r>
     </w:p>
@@ -1425,15 +1744,12 @@
         <w:rPr>
           <w:color w:val="0096C8"/>
         </w:rPr>
-        <w:t>6. 堆疊拓撲圖</w:t>
+        <w:t>7. 堆疊拓撲圖</w:t>
       </w:r>
     </w:p>
     <w:p>
       <w:r>
-        <w:rPr>
-          <w:sz w:val="20"/>
-        </w:rPr>
-        <w:t>堆疊拓撲 Tab 使用 SVG 圖形呈現堆疊成員（Stack Member）之間的連線關係，包含各成員的設備角色（Master/Slave）、成員編號（Member ID）及堆疊連接埠。</w:t>
+        <w:t>堆疊拓撲 Tab 使用 SVG 圖形呈現堆疊成員之間的連線關係，包含各成員的設備角色（Master/Active、Slave/Standby）、成員編號及堆疊連接埠；顯示名稱會依廠牌自動切換（如 IRF、StackWise、VSF、ICX Stack 等）。</w:t>
       </w:r>
     </w:p>
     <w:p>
@@ -1457,7 +1773,7 @@
         <w:rPr>
           <w:color w:val="0096C8"/>
         </w:rPr>
-        <w:t>7. 注意事項</w:t>
+        <w:t>8. 注意事項</w:t>
       </w:r>
     </w:p>
     <w:p>
@@ -1520,11 +1836,13 @@
         <w:pStyle w:val="Heading1"/>
       </w:pPr>
       <w:r>
-        <w:t>8. 彩蛋與隱藏功能</w:t>
+        <w:rPr>
+          <w:color w:val="0096C8"/>
+        </w:rPr>
+        <w:t>9. 彩蛋與隱藏功能</w:t>
       </w:r>
     </w:p>
     <w:p>
-      <w:pPr/>
       <w:r>
         <w:t>💡 開發者為愛探索的使用者保留了幾個隱藏驚喜：</w:t>
       </w:r>
@@ -1534,6 +1852,9 @@
         <w:pStyle w:val="ListBullet"/>
       </w:pPr>
       <w:r>
+        <w:rPr>
+          <w:sz w:val="20"/>
+        </w:rPr>
         <w:t>🦙 頁面角落的小動物若被連續點擊三次，或許會解鎖一個意想不到的語言選項。</w:t>
       </w:r>
     </w:p>
@@ -1542,7 +1863,10 @@
         <w:pStyle w:val="ListBullet"/>
       </w:pPr>
       <w:r>
-        <w:t>📊 工具 Logo 圖示若被快速連按五次，會顯示解析統計資訊。</w:t>
+        <w:rPr>
+          <w:sz w:val="20"/>
+        </w:rPr>
+        <w:t>📊 工具 Logo 圖示若被快速連按數次，畫面或許會有意外反應。</w:t>
       </w:r>
     </w:p>
     <w:p>
@@ -1550,6 +1874,9 @@
         <w:pStyle w:val="ListBullet"/>
       </w:pPr>
       <w:r>
+        <w:rPr>
+          <w:sz w:val="20"/>
+        </w:rPr>
         <w:t>🎵 頁面上暗藏其他互動彩蛋，留待有心人自行發掘。</w:t>
       </w:r>
     </w:p>
@@ -1558,18 +1885,20 @@
         <w:pStyle w:val="ListBullet"/>
       </w:pPr>
       <w:r>
+        <w:rPr>
+          <w:sz w:val="20"/>
+        </w:rPr>
         <w:t>LLDP/CDP 鄰居資訊屬於動態協定狀態，不含於 running-config 中；需另行執行 show lldp neighbors detail 或 show cdp neighbors detail 並貼入選填欄位。</w:t>
       </w:r>
     </w:p>
     <w:p>
-      <w:pPr/>
       <w:r>
         <w:t>（以上提示僅供有緣人參考，詳情自行探索 🔍）</w:t>
       </w:r>
     </w:p>
     <w:sectPr>
       <w:pgSz w:w="12240" w:h="15840"/>
-      <w:pgMar w:top="1134" w:right="1417" w:bottom="1134" w:left="1417" w:header="720" w:footer="720" w:gutter="0"/>
+      <w:pgMar w:top="1440" w:right="1800" w:bottom="1440" w:left="1800" w:header="720" w:footer="720" w:gutter="0"/>
       <w:cols w:space="720"/>
       <w:docGrid w:linePitch="360"/>
     </w:sectPr>

--- a/docs/switch-config-parser-guide.docx
+++ b/docs/switch-config-parser-guide.docx
@@ -37,7 +37,7 @@
     </w:p>
     <w:p>
       <w:r>
-        <w:t>本工具用於解析交換器設定檔，自動提取 VLAN、埠配置、堆疊拓撲、LACP 聚合、靜態/動態路由、VRRP/HSRP、VRF、VXLAN、DHCP/DNS、使用者帳號、SNMP、LLDP/CDP 鄰居設備等資訊，並提供安全稽核引擎，以視覺化表格及拓撲圖呈現。所有處理均在瀏覽器本機執行。</w:t>
+        <w:t>本工具用於解析交換器設定檔，自動提取 VLAN、埠配置、堆疊拓撲、LACP 聚合、靜態/動態路由、VRRP/HSRP、VRF、VXLAN、DHCP/DNS、使用者帳號、SNMP、LLDP/CDP 鄰居設備、ACL、QoS、802.1X/Port Security、STP 等資訊，並提供安全稽核引擎，以視覺化表格及拓撲圖呈現。所有處理均在瀏覽器本機執行。</w:t>
       </w:r>
     </w:p>
     <w:p>
@@ -702,6 +702,102 @@
           </w:p>
         </w:tc>
       </w:tr>
+      <w:tr>
+        <w:tc>
+          <w:tcPr>
+            <w:tcW w:type="dxa" w:w="2880"/>
+          </w:tcPr>
+          <w:p>
+            <w:r>
+              <w:t>Ruijie RGOS</w:t>
+            </w:r>
+          </w:p>
+        </w:tc>
+        <w:tc>
+          <w:tcPr>
+            <w:tcW w:type="dxa" w:w="2880"/>
+          </w:tcPr>
+          <w:p>
+            <w:r>
+              <w:t>RGOS</w:t>
+            </w:r>
+          </w:p>
+        </w:tc>
+        <w:tc>
+          <w:tcPr>
+            <w:tcW w:type="dxa" w:w="2880"/>
+          </w:tcPr>
+          <w:p>
+            <w:r>
+              <w:t>show running-config</w:t>
+            </w:r>
+          </w:p>
+        </w:tc>
+      </w:tr>
+      <w:tr>
+        <w:tc>
+          <w:tcPr>
+            <w:tcW w:type="dxa" w:w="2880"/>
+          </w:tcPr>
+          <w:p>
+            <w:r>
+              <w:t>Netgear M4300</w:t>
+            </w:r>
+          </w:p>
+        </w:tc>
+        <w:tc>
+          <w:tcPr>
+            <w:tcW w:type="dxa" w:w="2880"/>
+          </w:tcPr>
+          <w:p>
+            <w:r>
+              <w:t>ICOS</w:t>
+            </w:r>
+          </w:p>
+        </w:tc>
+        <w:tc>
+          <w:tcPr>
+            <w:tcW w:type="dxa" w:w="2880"/>
+          </w:tcPr>
+          <w:p>
+            <w:r>
+              <w:t>show running-config</w:t>
+            </w:r>
+          </w:p>
+        </w:tc>
+      </w:tr>
+      <w:tr>
+        <w:tc>
+          <w:tcPr>
+            <w:tcW w:type="dxa" w:w="2880"/>
+          </w:tcPr>
+          <w:p>
+            <w:r>
+              <w:t>Ubiquiti EdgeSwitch</w:t>
+            </w:r>
+          </w:p>
+        </w:tc>
+        <w:tc>
+          <w:tcPr>
+            <w:tcW w:type="dxa" w:w="2880"/>
+          </w:tcPr>
+          <w:p>
+            <w:r>
+              <w:t>ICOS</w:t>
+            </w:r>
+          </w:p>
+        </w:tc>
+        <w:tc>
+          <w:tcPr>
+            <w:tcW w:type="dxa" w:w="2880"/>
+          </w:tcPr>
+          <w:p>
+            <w:r>
+              <w:t>show running-config</w:t>
+            </w:r>
+          </w:p>
+        </w:tc>
+      </w:tr>
     </w:tbl>
     <w:p/>
     <w:p>
@@ -714,9 +810,407 @@
           <w:color w:val="008CBE"/>
           <w:sz w:val="19"/>
         </w:rPr>
-        <w:t>ℹ 共 13 家廠牌；上傳畫面的廠牌選擇區塊僅顯示部分常用廠牌圖示，其餘廠牌仍可透過自動偵測或手動選單正確解析。</w:t>
+        <w:t>ℹ 共 16 家廠牌；上傳畫面的廠牌選擇區塊僅顯示部分常用廠牌圖示，其餘廠牌仍可透過自動偵測或手動選單正確解析。</w:t>
       </w:r>
     </w:p>
+    <w:p>
+      <w:pPr>
+        <w:pStyle w:val="Heading2"/>
+      </w:pPr>
+      <w:r>
+        <w:t>LLDP/CDP 鄰居查詢指令對照表</w:t>
+      </w:r>
+    </w:p>
+    <w:p>
+      <w:r>
+        <w:t>ℹ 各廠牌 LLDP（或 CDP）鄰居查詢指令，用於取得選填的「LLDP/CDP 鄰居輸出」貼上內容（詳見下方「快速開始」步驟 2b）。</w:t>
+      </w:r>
+    </w:p>
+    <w:tbl>
+      <w:tblPr>
+        <w:tblStyle w:val="TableGrid"/>
+        <w:tblW w:type="auto" w:w="0"/>
+        <w:tblLook w:firstColumn="1" w:firstRow="1" w:lastColumn="0" w:lastRow="0" w:noHBand="0" w:noVBand="1" w:val="04A0"/>
+      </w:tblPr>
+      <w:tblGrid>
+        <w:gridCol w:w="4320"/>
+        <w:gridCol w:w="4320"/>
+      </w:tblGrid>
+      <w:tr>
+        <w:tc>
+          <w:tcPr>
+            <w:tcW w:type="dxa" w:w="4320"/>
+          </w:tcPr>
+          <w:p>
+            <w:r>
+              <w:t>廠牌</w:t>
+            </w:r>
+          </w:p>
+        </w:tc>
+        <w:tc>
+          <w:tcPr>
+            <w:tcW w:type="dxa" w:w="4320"/>
+          </w:tcPr>
+          <w:p>
+            <w:r>
+              <w:t>LLDP/CDP 查詢指令</w:t>
+            </w:r>
+          </w:p>
+        </w:tc>
+      </w:tr>
+      <w:tr>
+        <w:tc>
+          <w:tcPr>
+            <w:tcW w:type="dxa" w:w="4320"/>
+          </w:tcPr>
+          <w:p>
+            <w:r>
+              <w:t>HPE Comware</w:t>
+            </w:r>
+          </w:p>
+        </w:tc>
+        <w:tc>
+          <w:tcPr>
+            <w:tcW w:type="dxa" w:w="4320"/>
+          </w:tcPr>
+          <w:p>
+            <w:r>
+              <w:t>display lldp neighbor-information verbose</w:t>
+            </w:r>
+          </w:p>
+        </w:tc>
+      </w:tr>
+      <w:tr>
+        <w:tc>
+          <w:tcPr>
+            <w:tcW w:type="dxa" w:w="4320"/>
+          </w:tcPr>
+          <w:p>
+            <w:r>
+              <w:t>Cisco IOS / IOS-XE</w:t>
+            </w:r>
+          </w:p>
+        </w:tc>
+        <w:tc>
+          <w:tcPr>
+            <w:tcW w:type="dxa" w:w="4320"/>
+          </w:tcPr>
+          <w:p>
+            <w:r>
+              <w:t>show lldp neighbors detail（或 show cdp neighbors detail）</w:t>
+            </w:r>
+          </w:p>
+        </w:tc>
+      </w:tr>
+      <w:tr>
+        <w:tc>
+          <w:tcPr>
+            <w:tcW w:type="dxa" w:w="4320"/>
+          </w:tcPr>
+          <w:p>
+            <w:r>
+              <w:t>Cisco NX-OS</w:t>
+            </w:r>
+          </w:p>
+        </w:tc>
+        <w:tc>
+          <w:tcPr>
+            <w:tcW w:type="dxa" w:w="4320"/>
+          </w:tcPr>
+          <w:p>
+            <w:r>
+              <w:t>show lldp neighbors detail</w:t>
+            </w:r>
+          </w:p>
+        </w:tc>
+      </w:tr>
+      <w:tr>
+        <w:tc>
+          <w:tcPr>
+            <w:tcW w:type="dxa" w:w="4320"/>
+          </w:tcPr>
+          <w:p>
+            <w:r>
+              <w:t>Arista EOS</w:t>
+            </w:r>
+          </w:p>
+        </w:tc>
+        <w:tc>
+          <w:tcPr>
+            <w:tcW w:type="dxa" w:w="4320"/>
+          </w:tcPr>
+          <w:p>
+            <w:r>
+              <w:t>show lldp neighbors detail</w:t>
+            </w:r>
+          </w:p>
+        </w:tc>
+      </w:tr>
+      <w:tr>
+        <w:tc>
+          <w:tcPr>
+            <w:tcW w:type="dxa" w:w="4320"/>
+          </w:tcPr>
+          <w:p>
+            <w:r>
+              <w:t>Aruba CX</w:t>
+            </w:r>
+          </w:p>
+        </w:tc>
+        <w:tc>
+          <w:tcPr>
+            <w:tcW w:type="dxa" w:w="4320"/>
+          </w:tcPr>
+          <w:p>
+            <w:r>
+              <w:t>show lldp neighbor-info detail</w:t>
+            </w:r>
+          </w:p>
+        </w:tc>
+      </w:tr>
+      <w:tr>
+        <w:tc>
+          <w:tcPr>
+            <w:tcW w:type="dxa" w:w="4320"/>
+          </w:tcPr>
+          <w:p>
+            <w:r>
+              <w:t>Aruba ProCurve / ArubaOS-Switch</w:t>
+            </w:r>
+          </w:p>
+        </w:tc>
+        <w:tc>
+          <w:tcPr>
+            <w:tcW w:type="dxa" w:w="4320"/>
+          </w:tcPr>
+          <w:p>
+            <w:r>
+              <w:t>show lldp info remote-device（單埠詳情可加上埠號）</w:t>
+            </w:r>
+          </w:p>
+        </w:tc>
+      </w:tr>
+      <w:tr>
+        <w:tc>
+          <w:tcPr>
+            <w:tcW w:type="dxa" w:w="4320"/>
+          </w:tcPr>
+          <w:p>
+            <w:r>
+              <w:t>Dell OS10</w:t>
+            </w:r>
+          </w:p>
+        </w:tc>
+        <w:tc>
+          <w:tcPr>
+            <w:tcW w:type="dxa" w:w="4320"/>
+          </w:tcPr>
+          <w:p>
+            <w:r>
+              <w:t>show lldp neighbors detail</w:t>
+            </w:r>
+          </w:p>
+        </w:tc>
+      </w:tr>
+      <w:tr>
+        <w:tc>
+          <w:tcPr>
+            <w:tcW w:type="dxa" w:w="4320"/>
+          </w:tcPr>
+          <w:p>
+            <w:r>
+              <w:t>Extreme Networks XOS</w:t>
+            </w:r>
+          </w:p>
+        </w:tc>
+        <w:tc>
+          <w:tcPr>
+            <w:tcW w:type="dxa" w:w="4320"/>
+          </w:tcPr>
+          <w:p>
+            <w:r>
+              <w:t>show lldp neighbors detailed</w:t>
+            </w:r>
+          </w:p>
+        </w:tc>
+      </w:tr>
+      <w:tr>
+        <w:tc>
+          <w:tcPr>
+            <w:tcW w:type="dxa" w:w="4320"/>
+          </w:tcPr>
+          <w:p>
+            <w:r>
+              <w:t>Alcatel OmniSwitch</w:t>
+            </w:r>
+          </w:p>
+        </w:tc>
+        <w:tc>
+          <w:tcPr>
+            <w:tcW w:type="dxa" w:w="4320"/>
+          </w:tcPr>
+          <w:p>
+            <w:r>
+              <w:t>show lldp remote-system</w:t>
+            </w:r>
+          </w:p>
+        </w:tc>
+      </w:tr>
+      <w:tr>
+        <w:tc>
+          <w:tcPr>
+            <w:tcW w:type="dxa" w:w="4320"/>
+          </w:tcPr>
+          <w:p>
+            <w:r>
+              <w:t>Brocade / Ruckus FastIron ICX</w:t>
+            </w:r>
+          </w:p>
+        </w:tc>
+        <w:tc>
+          <w:tcPr>
+            <w:tcW w:type="dxa" w:w="4320"/>
+          </w:tcPr>
+          <w:p>
+            <w:r>
+              <w:t>show lldp neighbors detail</w:t>
+            </w:r>
+          </w:p>
+        </w:tc>
+      </w:tr>
+      <w:tr>
+        <w:tc>
+          <w:tcPr>
+            <w:tcW w:type="dxa" w:w="4320"/>
+          </w:tcPr>
+          <w:p>
+            <w:r>
+              <w:t>FortiSwitch</w:t>
+            </w:r>
+          </w:p>
+        </w:tc>
+        <w:tc>
+          <w:tcPr>
+            <w:tcW w:type="dxa" w:w="4320"/>
+          </w:tcPr>
+          <w:p>
+            <w:r>
+              <w:t>get switch lldp neighbors-detail</w:t>
+            </w:r>
+          </w:p>
+        </w:tc>
+      </w:tr>
+      <w:tr>
+        <w:tc>
+          <w:tcPr>
+            <w:tcW w:type="dxa" w:w="4320"/>
+          </w:tcPr>
+          <w:p>
+            <w:r>
+              <w:t>Juniper（EX / QFX）</w:t>
+            </w:r>
+          </w:p>
+        </w:tc>
+        <w:tc>
+          <w:tcPr>
+            <w:tcW w:type="dxa" w:w="4320"/>
+          </w:tcPr>
+          <w:p>
+            <w:r>
+              <w:t>show lldp neighbors（單一鄰居詳情：show lldp neighbors interface &lt;ifname&gt;）</w:t>
+            </w:r>
+          </w:p>
+        </w:tc>
+      </w:tr>
+      <w:tr>
+        <w:tc>
+          <w:tcPr>
+            <w:tcW w:type="dxa" w:w="4320"/>
+          </w:tcPr>
+          <w:p>
+            <w:r>
+              <w:t>MikroTik RouterOS</w:t>
+            </w:r>
+          </w:p>
+        </w:tc>
+        <w:tc>
+          <w:tcPr>
+            <w:tcW w:type="dxa" w:w="4320"/>
+          </w:tcPr>
+          <w:p>
+            <w:r>
+              <w:t>/ip neighbor print detail</w:t>
+            </w:r>
+          </w:p>
+        </w:tc>
+      </w:tr>
+      <w:tr>
+        <w:tc>
+          <w:tcPr>
+            <w:tcW w:type="dxa" w:w="4320"/>
+          </w:tcPr>
+          <w:p>
+            <w:r>
+              <w:t>Ruijie RGOS</w:t>
+            </w:r>
+          </w:p>
+        </w:tc>
+        <w:tc>
+          <w:tcPr>
+            <w:tcW w:type="dxa" w:w="4320"/>
+          </w:tcPr>
+          <w:p>
+            <w:r>
+              <w:t>show lldp neighbors detail</w:t>
+            </w:r>
+          </w:p>
+        </w:tc>
+      </w:tr>
+      <w:tr>
+        <w:tc>
+          <w:tcPr>
+            <w:tcW w:type="dxa" w:w="4320"/>
+          </w:tcPr>
+          <w:p>
+            <w:r>
+              <w:t>Netgear M4300</w:t>
+            </w:r>
+          </w:p>
+        </w:tc>
+        <w:tc>
+          <w:tcPr>
+            <w:tcW w:type="dxa" w:w="4320"/>
+          </w:tcPr>
+          <w:p>
+            <w:r>
+              <w:t>show lldp remote-device all（單埠詳情：show lldp remote-device detail &lt;port&gt;）</w:t>
+            </w:r>
+          </w:p>
+        </w:tc>
+      </w:tr>
+      <w:tr>
+        <w:tc>
+          <w:tcPr>
+            <w:tcW w:type="dxa" w:w="4320"/>
+          </w:tcPr>
+          <w:p>
+            <w:r>
+              <w:t>Ubiquiti EdgeSwitch</w:t>
+            </w:r>
+          </w:p>
+        </w:tc>
+        <w:tc>
+          <w:tcPr>
+            <w:tcW w:type="dxa" w:w="4320"/>
+          </w:tcPr>
+          <w:p>
+            <w:r>
+              <w:t>show lldp remote-device detail &lt;port&gt;</w:t>
+            </w:r>
+          </w:p>
+        </w:tc>
+      </w:tr>
+    </w:tbl>
     <w:p>
       <w:pPr>
         <w:pStyle w:val="Heading1"/>

--- a/docs/switch-config-parser-guide.docx
+++ b/docs/switch-config-parser-guide.docx
@@ -38,6 +38,12 @@
     <w:p>
       <w:r>
         <w:t>本工具用於解析交換器設定檔，自動提取 VLAN、埠配置、堆疊拓撲、LACP 聚合、靜態/動態路由、VRRP/HSRP、VRF、VXLAN、DHCP/DNS、使用者帳號、SNMP、LLDP/CDP 鄰居設備、ACL、QoS、802.1X/Port Security、STP 等資訊，並提供安全稽核引擎，以視覺化表格及拓撲圖呈現。所有處理均在瀏覽器本機執行。</w:t>
+      </w:r>
+    </w:p>
+    <w:p>
+      <w:pPr/>
+      <w:r>
+        <w:t>🧭 跨工具導覽：右上角「🧭」按鈕可快速切換至其餘 5 個工具（總覽首頁、交換器產生器、防火牆分析、設定去識別化、日誌分析），無需返回首頁重新選擇。</w:t>
       </w:r>
     </w:p>
     <w:p>
@@ -2264,10 +2270,24 @@
         <w:pStyle w:val="Heading1"/>
       </w:pPr>
       <w:r>
+        <w:t>8. 設定比較（Diff）</w:t>
+      </w:r>
+    </w:p>
+    <w:p>
+      <w:pPr/>
+      <w:r>
+        <w:t>上傳「舊版本」與「新版本」兩份設定檔（純文字比對），工具會以逐行方式標示新增／刪除的內容，並於上方顯示新增/刪除/總計行數統計，適合快速檢視設定變更前後的差異。此功能可透過側邊欄「🔄 設定比較」進入，不需先解析設定檔即可使用。</w:t>
+      </w:r>
+    </w:p>
+    <w:p>
+      <w:pPr>
+        <w:pStyle w:val="Heading1"/>
+      </w:pPr>
+      <w:r>
         <w:rPr>
           <w:color w:val="0096C8"/>
         </w:rPr>
-        <w:t>8. 注意事項</w:t>
+        <w:t>9. 注意事項</w:t>
       </w:r>
     </w:p>
     <w:p>
@@ -2333,7 +2353,7 @@
         <w:rPr>
           <w:color w:val="0096C8"/>
         </w:rPr>
-        <w:t>9. 彩蛋與隱藏功能</w:t>
+        <w:t>10. 彩蛋與隱藏功能</w:t>
       </w:r>
     </w:p>
     <w:p>

--- a/docs/switch-config-parser-guide.docx
+++ b/docs/switch-config-parser-guide.docx
@@ -804,6 +804,88 @@
           </w:p>
         </w:tc>
       </w:tr>
+      <w:tr>
+        <w:tc>
+          <w:tcPr>
+            <w:tcW w:type="dxa" w:w="2880"/>
+          </w:tcPr>
+          <w:p>
+            <w:r>
+              <w:rPr>
+                <w:sz w:val="20"/>
+              </w:rPr>
+              <w:t>SONiC</w:t>
+            </w:r>
+          </w:p>
+        </w:tc>
+        <w:tc>
+          <w:tcPr>
+            <w:tcW w:type="dxa" w:w="2880"/>
+          </w:tcPr>
+          <w:p>
+            <w:r>
+              <w:rPr>
+                <w:sz w:val="20"/>
+              </w:rPr>
+              <w:t>Software for Open Networking in the Cloud</w:t>
+            </w:r>
+          </w:p>
+        </w:tc>
+        <w:tc>
+          <w:tcPr>
+            <w:tcW w:type="dxa" w:w="2880"/>
+          </w:tcPr>
+          <w:p>
+            <w:r>
+              <w:rPr>
+                <w:sz w:val="20"/>
+              </w:rPr>
+              <w:t>config_db.json（原始 JSON 設定檔）</w:t>
+            </w:r>
+          </w:p>
+        </w:tc>
+      </w:tr>
+      <w:tr>
+        <w:tc>
+          <w:tcPr>
+            <w:tcW w:type="dxa" w:w="2880"/>
+          </w:tcPr>
+          <w:p>
+            <w:r>
+              <w:rPr>
+                <w:sz w:val="20"/>
+              </w:rPr>
+              <w:t>Planet Technology</w:t>
+            </w:r>
+          </w:p>
+        </w:tc>
+        <w:tc>
+          <w:tcPr>
+            <w:tcW w:type="dxa" w:w="2880"/>
+          </w:tcPr>
+          <w:p>
+            <w:r>
+              <w:rPr>
+                <w:sz w:val="20"/>
+              </w:rPr>
+              <w:t>SGS-6341 系列</w:t>
+            </w:r>
+          </w:p>
+        </w:tc>
+        <w:tc>
+          <w:tcPr>
+            <w:tcW w:type="dxa" w:w="2880"/>
+          </w:tcPr>
+          <w:p>
+            <w:r>
+              <w:rPr>
+                <w:sz w:val="20"/>
+              </w:rPr>
+              <w:t>show running-config</w:t>
+            </w:r>
+          </w:p>
+        </w:tc>
+      </w:tr>
     </w:tbl>
     <w:p/>
     <w:p>
@@ -816,7 +898,7 @@
           <w:color w:val="008CBE"/>
           <w:sz w:val="19"/>
         </w:rPr>
-        <w:t>ℹ 共 16 家廠牌；上傳畫面的廠牌選擇區塊僅顯示部分常用廠牌圖示，其餘廠牌仍可透過自動偵測或手動選單正確解析。</w:t>
+        <w:t>ℹ 共 18 家廠牌；上傳畫面的廠牌選擇區塊僅顯示部分常用廠牌圖示，其餘廠牌仍可透過自動偵測或手動選單正確解析。</w:t>
       </w:r>
     </w:p>
     <w:p>
@@ -1146,50 +1228,6 @@
           <w:p>
             <w:r>
               <w:t>/ip neighbor print detail</w:t>
-            </w:r>
-          </w:p>
-        </w:tc>
-      </w:tr>
-      <w:tr>
-        <w:tc>
-          <w:tcPr>
-            <w:tcW w:type="dxa" w:w="4320"/>
-          </w:tcPr>
-          <w:p>
-            <w:r>
-              <w:t>Ruijie RGOS</w:t>
-            </w:r>
-          </w:p>
-        </w:tc>
-        <w:tc>
-          <w:tcPr>
-            <w:tcW w:type="dxa" w:w="4320"/>
-          </w:tcPr>
-          <w:p>
-            <w:r>
-              <w:t>show lldp neighbors detail</w:t>
-            </w:r>
-          </w:p>
-        </w:tc>
-      </w:tr>
-      <w:tr>
-        <w:tc>
-          <w:tcPr>
-            <w:tcW w:type="dxa" w:w="4320"/>
-          </w:tcPr>
-          <w:p>
-            <w:r>
-              <w:t>Netgear M4300</w:t>
-            </w:r>
-          </w:p>
-        </w:tc>
-        <w:tc>
-          <w:tcPr>
-            <w:tcW w:type="dxa" w:w="4320"/>
-          </w:tcPr>
-          <w:p>
-            <w:r>
-              <w:t>show lldp remote-device all（單埠詳情：show lldp remote-device detail &lt;port&gt;）</w:t>
             </w:r>
           </w:p>
         </w:tc>
@@ -2127,7 +2165,7 @@
     </w:p>
     <w:p>
       <w:r>
-        <w:t>「安全稽核」Tab 對已解析的設定執行 7 項自動檢查，並逐項標示對應的 ISO 27001:2022、NIST 800-53、CIS Controls v8 參考條款：</w:t>
+        <w:t>「安全稽核」Tab 對已解析的設定執行 8 項自動檢查，並逐項標示對應的 ISO 27001:2022、NIST 800-53、CIS Controls v8 參考條款：</w:t>
       </w:r>
     </w:p>
     <w:p>
@@ -2209,6 +2247,23 @@
     </w:p>
     <w:p>
       <w:pPr>
+        <w:pStyle w:val="ListBullet"/>
+      </w:pPr>
+      <w:r>
+        <w:t>SNMP Community 使用預設弱名稱（public/private）。</w:t>
+      </w:r>
+    </w:p>
+    <w:p>
+      <w:pPr/>
+      <w:r>
+        <w:rPr>
+          <w:color w:val="008CBE"/>
+        </w:rPr>
+        <w:t>ℹ 完成稽核後可另外執行「設定健康度評分」，依上述發現換算為 A–F 等級總分。</w:t>
+      </w:r>
+    </w:p>
+    <w:p>
+      <w:pPr>
         <w:spacing w:before="40" w:after="40"/>
         <w:ind w:left="227"/>
       </w:pPr>
@@ -2276,7 +2331,7 @@
     <w:p>
       <w:pPr/>
       <w:r>
-        <w:t>上傳「舊版本」與「新版本」兩份設定檔（純文字比對），工具會以逐行方式標示新增／刪除的內容，並於上方顯示新增/刪除/總計行數統計，適合快速檢視設定變更前後的差異。此功能可透過側邊欄「🔄 設定比較」進入，不需先解析設定檔即可使用。</w:t>
+        <w:t>上傳「舊版本」與「新版本」兩份設定檔（純文字比對），工具會以逐行方式標示新增／刪除的內容，並於上方顯示新增/刪除/總計行數統計，適合快速檢視設定變更前後的差異。此功能可透過側邊欄「🔄 設定比較」進入，不需先解析設定檔即可使用。；亦可切換為「結構化比對」模式，依 VLAN／Interface／路由／ACL／OSPF 等欄位語意比對，不受規則列順序影響，適合比對僅調整規則排列但內容未變的情境。</w:t>
       </w:r>
     </w:p>
     <w:p>
